--- a/atelier/atelier_141.docx
+++ b/atelier/atelier_141.docx
@@ -474,7 +474,7 @@
                 <w:b w:val="false"/>
                 <w:bCs w:val="false"/>
               </w:rPr>
-              <w:t xml:space="preserve">2 approbateurs + prevent approvals by committers (#139, #140)</w:t>
+              <w:t xml:space="preserve">2 approbateurs + prevent approvals by committers</w:t>
             </w:r>
           </w:p>
         </w:tc>
@@ -493,7 +493,7 @@
         <w:spacing w:after="120"/>
       </w:pPr>
       <w:r>
-        <w:t xml:space="preserve">Les règles d’approbation sont solides : deux approbateurs, auteur exclu, contributeurs exclus (#138-140). Restent deux failles à fermer pour les rendre inviolables. Première faille : une MR est approuvée, puis l’auteur pousse de NOUVEAUX commits après l’approbation — l’approbation porte alors sur un code qui n’existe plus, et du code non revu peut passer. Le paramètre « Reset approvals on push » réinitialise les approbations à chaque nouveau push, forçant une re-validation du code final. Seconde faille : les règles d’approbation elles-mêmes peuvent être modifiées (par exemple abaissées juste avant un merge). « Prevent editing approval rules » verrouille les règles. Le sujet de cet atelier est d’activer ces deux paramètres pour clore Q02 : les règles d’approbation deviennent non contournables, et l’approbation porte toujours sur le code réellement mergé.</w:t>
+        <w:t xml:space="preserve">Les règles d’approbation sont solides : deux approbateurs, auteur exclu, contributeurs exclus. Restent deux failles à fermer pour les rendre inviolables. Première faille : une MR est approuvée, puis l’auteur pousse de NOUVEAUX commits après l’approbation — l’approbation porte alors sur un code qui n’existe plus, et du code non revu peut passer. Le paramètre « Reset approvals on push » réinitialise les approbations à chaque nouveau push, forçant une re-validation du code final. Seconde faille : les règles d’approbation elles-mêmes peuvent être modifiées (par exemple abaissées juste avant un merge). « Prevent editing approval rules » verrouille les règles. Le sujet de cet atelier est d’activer ces deux paramètres pour clore Q02 : les règles d’approbation deviennent non contournables, et l’approbation porte toujours sur le code réellement mergé.</w:t>
       </w:r>
     </w:p>
     <w:p>
@@ -624,27 +624,27 @@
                 <w:sz w:val="18"/>
                 <w:szCs w:val="18"/>
               </w:rPr>
-              <w:t xml:space="preserve">  [x] Reset approvals on push (ou 'when commits added')</w:t>
-            </w:r>
-          </w:p>
-          <w:p>
-            <w:r>
-              <w:rPr>
-                <w:rFonts w:ascii="Consolas" w:cs="Consolas" w:eastAsia="Consolas" w:hAnsi="Consolas"/>
-                <w:sz w:val="18"/>
-                <w:szCs w:val="18"/>
-              </w:rPr>
-              <w:t xml:space="preserve">      -&gt; tout nouveau push REMET les approbations à zéro</w:t>
-            </w:r>
-          </w:p>
-          <w:p>
-            <w:r>
-              <w:rPr>
-                <w:rFonts w:ascii="Consolas" w:cs="Consolas" w:eastAsia="Consolas" w:hAnsi="Consolas"/>
-                <w:sz w:val="18"/>
-                <w:szCs w:val="18"/>
-              </w:rPr>
-              <w:t xml:space="preserve">      -&gt; l'approbation porte toujours sur le code FINAL</w:t>
+              <w:t xml:space="preserve"> [x] Reset approvals on push (ou 'when commits added')</w:t>
+            </w:r>
+          </w:p>
+          <w:p>
+            <w:r>
+              <w:rPr>
+                <w:rFonts w:ascii="Consolas" w:cs="Consolas" w:eastAsia="Consolas" w:hAnsi="Consolas"/>
+                <w:sz w:val="18"/>
+                <w:szCs w:val="18"/>
+              </w:rPr>
+              <w:t xml:space="preserve"> -&gt; tout nouveau push REMET les approbations à zéro</w:t>
+            </w:r>
+          </w:p>
+          <w:p>
+            <w:r>
+              <w:rPr>
+                <w:rFonts w:ascii="Consolas" w:cs="Consolas" w:eastAsia="Consolas" w:hAnsi="Consolas"/>
+                <w:sz w:val="18"/>
+                <w:szCs w:val="18"/>
+              </w:rPr>
+              <w:t xml:space="preserve"> -&gt; l'approbation porte toujours sur le code FINAL</w:t>
             </w:r>
           </w:p>
           <w:p>
@@ -664,27 +664,27 @@
                 <w:sz w:val="18"/>
                 <w:szCs w:val="18"/>
               </w:rPr>
-              <w:t xml:space="preserve">  [x] Prevent editing approval rules in MRs</w:t>
-            </w:r>
-          </w:p>
-          <w:p>
-            <w:r>
-              <w:rPr>
-                <w:rFonts w:ascii="Consolas" w:cs="Consolas" w:eastAsia="Consolas" w:hAnsi="Consolas"/>
-                <w:sz w:val="18"/>
-                <w:szCs w:val="18"/>
-              </w:rPr>
-              <w:t xml:space="preserve">      -&gt; les règles ne peuvent pas être affaiblies</w:t>
-            </w:r>
-          </w:p>
-          <w:p>
-            <w:r>
-              <w:rPr>
-                <w:rFonts w:ascii="Consolas" w:cs="Consolas" w:eastAsia="Consolas" w:hAnsi="Consolas"/>
-                <w:sz w:val="18"/>
-                <w:szCs w:val="18"/>
-              </w:rPr>
-              <w:t xml:space="preserve">         au cas par cas sur une MR</w:t>
+              <w:t xml:space="preserve"> [x] Prevent editing approval rules in MRs</w:t>
+            </w:r>
+          </w:p>
+          <w:p>
+            <w:r>
+              <w:rPr>
+                <w:rFonts w:ascii="Consolas" w:cs="Consolas" w:eastAsia="Consolas" w:hAnsi="Consolas"/>
+                <w:sz w:val="18"/>
+                <w:szCs w:val="18"/>
+              </w:rPr>
+              <w:t xml:space="preserve"> -&gt; les règles ne peuvent pas être affaiblies</w:t>
+            </w:r>
+          </w:p>
+          <w:p>
+            <w:r>
+              <w:rPr>
+                <w:rFonts w:ascii="Consolas" w:cs="Consolas" w:eastAsia="Consolas" w:hAnsi="Consolas"/>
+                <w:sz w:val="18"/>
+                <w:szCs w:val="18"/>
+              </w:rPr>
+              <w:t xml:space="preserve"> au cas par cas sur une MR</w:t>
             </w:r>
           </w:p>
           <w:p>
@@ -704,67 +704,67 @@
                 <w:sz w:val="18"/>
                 <w:szCs w:val="18"/>
               </w:rPr>
-              <w:t xml:space="preserve">  État final des règles (Q02 complète) :</w:t>
-            </w:r>
-          </w:p>
-          <w:p>
-            <w:r>
-              <w:rPr>
-                <w:rFonts w:ascii="Consolas" w:cs="Consolas" w:eastAsia="Consolas" w:hAnsi="Consolas"/>
-                <w:sz w:val="18"/>
-                <w:szCs w:val="18"/>
-              </w:rPr>
-              <w:t xml:space="preserve">    - 2 approbateurs requis (#139)</w:t>
-            </w:r>
-          </w:p>
-          <w:p>
-            <w:r>
-              <w:rPr>
-                <w:rFonts w:ascii="Consolas" w:cs="Consolas" w:eastAsia="Consolas" w:hAnsi="Consolas"/>
-                <w:sz w:val="18"/>
-                <w:szCs w:val="18"/>
-              </w:rPr>
-              <w:t xml:space="preserve">    - auteur exclu (#138)</w:t>
-            </w:r>
-          </w:p>
-          <w:p>
-            <w:r>
-              <w:rPr>
-                <w:rFonts w:ascii="Consolas" w:cs="Consolas" w:eastAsia="Consolas" w:hAnsi="Consolas"/>
-                <w:sz w:val="18"/>
-                <w:szCs w:val="18"/>
-              </w:rPr>
-              <w:t xml:space="preserve">    - contributeurs exclus (#140)</w:t>
-            </w:r>
-          </w:p>
-          <w:p>
-            <w:r>
-              <w:rPr>
-                <w:rFonts w:ascii="Consolas" w:cs="Consolas" w:eastAsia="Consolas" w:hAnsi="Consolas"/>
-                <w:sz w:val="18"/>
-                <w:szCs w:val="18"/>
-              </w:rPr>
-              <w:t xml:space="preserve">    - reset sur push (#141)</w:t>
-            </w:r>
-          </w:p>
-          <w:p>
-            <w:r>
-              <w:rPr>
-                <w:rFonts w:ascii="Consolas" w:cs="Consolas" w:eastAsia="Consolas" w:hAnsi="Consolas"/>
-                <w:sz w:val="18"/>
-                <w:szCs w:val="18"/>
-              </w:rPr>
-              <w:t xml:space="preserve">    - règles verrouillées (#141)</w:t>
-            </w:r>
-          </w:p>
-          <w:p>
-            <w:r>
-              <w:rPr>
-                <w:rFonts w:ascii="Consolas" w:cs="Consolas" w:eastAsia="Consolas" w:hAnsi="Consolas"/>
-                <w:sz w:val="18"/>
-                <w:szCs w:val="18"/>
-              </w:rPr>
-              <w:t xml:space="preserve">  -&gt; principe des 4 yeux INVIOLABLE et auditable.</w:t>
+              <w:t xml:space="preserve"> État final des règles (Q02 complète) :</w:t>
+            </w:r>
+          </w:p>
+          <w:p>
+            <w:r>
+              <w:rPr>
+                <w:rFonts w:ascii="Consolas" w:cs="Consolas" w:eastAsia="Consolas" w:hAnsi="Consolas"/>
+                <w:sz w:val="18"/>
+                <w:szCs w:val="18"/>
+              </w:rPr>
+              <w:t xml:space="preserve"> - 2 approbateurs requis</w:t>
+            </w:r>
+          </w:p>
+          <w:p>
+            <w:r>
+              <w:rPr>
+                <w:rFonts w:ascii="Consolas" w:cs="Consolas" w:eastAsia="Consolas" w:hAnsi="Consolas"/>
+                <w:sz w:val="18"/>
+                <w:szCs w:val="18"/>
+              </w:rPr>
+              <w:t xml:space="preserve"> - auteur exclu</w:t>
+            </w:r>
+          </w:p>
+          <w:p>
+            <w:r>
+              <w:rPr>
+                <w:rFonts w:ascii="Consolas" w:cs="Consolas" w:eastAsia="Consolas" w:hAnsi="Consolas"/>
+                <w:sz w:val="18"/>
+                <w:szCs w:val="18"/>
+              </w:rPr>
+              <w:t xml:space="preserve"> - contributeurs exclus</w:t>
+            </w:r>
+          </w:p>
+          <w:p>
+            <w:r>
+              <w:rPr>
+                <w:rFonts w:ascii="Consolas" w:cs="Consolas" w:eastAsia="Consolas" w:hAnsi="Consolas"/>
+                <w:sz w:val="18"/>
+                <w:szCs w:val="18"/>
+              </w:rPr>
+              <w:t xml:space="preserve"> - reset sur push</w:t>
+            </w:r>
+          </w:p>
+          <w:p>
+            <w:r>
+              <w:rPr>
+                <w:rFonts w:ascii="Consolas" w:cs="Consolas" w:eastAsia="Consolas" w:hAnsi="Consolas"/>
+                <w:sz w:val="18"/>
+                <w:szCs w:val="18"/>
+              </w:rPr>
+              <w:t xml:space="preserve"> - règles verrouillées</w:t>
+            </w:r>
+          </w:p>
+          <w:p>
+            <w:r>
+              <w:rPr>
+                <w:rFonts w:ascii="Consolas" w:cs="Consolas" w:eastAsia="Consolas" w:hAnsi="Consolas"/>
+                <w:sz w:val="18"/>
+                <w:szCs w:val="18"/>
+              </w:rPr>
+              <w:t xml:space="preserve"> -&gt; principe des 4 yeux INVIOLABLE et auditable.</w:t>
             </w:r>
           </w:p>
         </w:tc>
@@ -1111,7 +1111,7 @@
         <w:spacing w:after="120"/>
       </w:pPr>
       <w:r>
-        <w:t xml:space="preserve">Avec ces deux paramètres, la question Q02 est complète sur tout son gradient : comprendre le principe des quatre yeux (#137), configurer les règles de base (#138), passer à deux approbateurs et le faire accepter (#139), exclure les contributeurs (#140), et finaliser par le reset et le verrouillage (#141). Le principe des quatre yeux est désormais complet, robuste et inviolable, et chaque approbation est tracée et auditable — l’exigence de gouvernance bancaire est pleinement satisfaite. La suite de l’axe Review traite la qualité des reviews (Q03) et la taille des MR (Q04).</w:t>
+        <w:t xml:space="preserve">Avec ces deux paramètres, la question Q02 est complète sur tout son gradient : comprendre le principe des quatre yeux, configurer les règles de base, passer à deux approbateurs et le faire accepter, exclure les contributeurs, et finaliser par le reset et le verrouillage. Le principe des quatre yeux est désormais complet, robuste et inviolable, et chaque approbation est tracée et auditable — l’exigence de gouvernance bancaire est pleinement satisfaite. La suite de l’axe Review traite la qualité des reviews (Q03) et la taille des MR (Q04).</w:t>
       </w:r>
     </w:p>
     <w:p>
